--- a/descargas/infantil/word/PRESENTE_infantil_s1_lunes-30-nov.docx
+++ b/descargas/infantil/word/PRESENTE_infantil_s1_lunes-30-nov.docx
@@ -86,7 +86,7 @@
       </w:pPr>
       <w:r>
         <w:rPr/>
-        <w:t xml:space="preserve">«¡Buenos días! Hoy empieza un tiempo muy especial que se llama Adviento. Son cuatro semanas para prepararnos, porque viene alguien a quien queremos muchísimo: ¡Jesús! En la corona encendemos hoy la primera vela». Se enseña la caja cúbica ya montada (plantilla 1), abierta y vacía, con la tapa al lado.</w:t>
+        <w:t xml:space="preserve">«¡Buenos días! Hoy empieza un tiempo muy especial que se llama Adviento. Son cuatro semanas para prepararnos, porque viene alguien a quien queremos muchísimo: ¡Jesús! En la corona encendemos hoy la primera vela». Se enseña la caja del símbolo ya montada, abierta y vacía, con la tapa al lado.</w:t>
       </w:r>
     </w:p>
     <w:p>
@@ -108,7 +108,7 @@
       </w:pPr>
       <w:r>
         <w:rPr/>
-        <w:t xml:space="preserve">«Mirad qué caja tan rara: parece hecha de bloques. Es una caja de regalo… ¡pero está vacía! ¿Para quién será? ¿Qué habrá dentro en Navidad? Todavía no lo sabemos. Cada semana le iremos poniendo algo y, el día de la fiesta de Navidad, la abriremos». Después, la Palabra contada: Jesús les dijo a sus amigos: «¡Estad atentos! ¡Estad despiertos, con los ojos bien abiertos!».</w:t>
+        <w:t xml:space="preserve">«Mirad qué caja: es una caja de regalo… ¡pero está vacía! ¿Para quién será? ¿Qué habrá dentro en Navidad? Todavía no lo sabemos. Cada semana le iremos poniendo algo y, el día de la fiesta de Navidad, la abriremos». Después, la Palabra contada: Jesús les dijo a sus amigos: «¡Estad atentos! ¡Estad despiertos, con los ojos bien abiertos!».</w:t>
       </w:r>
     </w:p>
     <w:p>
